--- a/research/dora-ella-newnam/sources/authored/Dora-Ella-Newnam-Stone-A-Life-working-2026-10-31.docx
+++ b/research/dora-ella-newnam/sources/authored/Dora-Ella-Newnam-Stone-A-Life-working-2026-10-31.docx
@@ -3116,7 +3116,7 @@
         <w:rPr>
           <w:b/>
         </w:rPr>
-        <w:t>B090:</w:t>
+        <w:t>B095:</w:t>
       </w:r>
       <w:r>
         <w:t xml:space="preserve"> Dr. Thos. W. Beal is still unidentified. He is not in the 1921 or 1929 Ola medical directories. [C371] [C373]</w:t>
